--- a/dist/대학원-과제피드백/2차과제_피드백_지역관광기념품.docx
+++ b/dist/대학원-과제피드백/2차과제_피드백_지역관광기념품.docx
@@ -4,12 +4,12 @@
   <w:body>
     <w:p>
       <w:pPr>
-        <w:spacing w:after="60" w:before="0" w:line="282"/>
-      </w:pPr>
-      <w:r>
-        <w:rPr>
-          <w:rFonts w:ascii="Pretendard" w:cs="Pretendard" w:eastAsia="Pretendard" w:hAnsi="Pretendard"/>
-          <w:color w:val="5A5A5A"/>
+        <w:spacing w:after="60" w:before="0" w:line="286"/>
+      </w:pPr>
+      <w:r>
+        <w:rPr>
+          <w:rFonts w:ascii="Pretendard" w:cs="Pretendard" w:eastAsia="Pretendard" w:hAnsi="Pretendard"/>
+          <w:color w:val="4A4A4A"/>
           <w:sz w:val="16"/>
           <w:szCs w:val="16"/>
         </w:rPr>
@@ -18,7 +18,7 @@
     </w:p>
     <w:p>
       <w:pPr>
-        <w:spacing w:after="80" w:before="0" w:line="282"/>
+        <w:spacing w:after="80" w:before="0" w:line="286"/>
       </w:pPr>
       <w:r>
         <w:rPr>
@@ -37,12 +37,12 @@
         <w:pBdr>
           <w:bottom w:val="single" w:color="111111" w:sz="12" w:space="6"/>
         </w:pBdr>
-        <w:spacing w:after="100" w:before="0" w:line="282"/>
-      </w:pPr>
-      <w:r>
-        <w:rPr>
-          <w:rFonts w:ascii="Pretendard" w:cs="Pretendard" w:eastAsia="Pretendard" w:hAnsi="Pretendard"/>
-          <w:color w:val="5A5A5A"/>
+        <w:spacing w:after="100" w:before="0" w:line="286"/>
+      </w:pPr>
+      <w:r>
+        <w:rPr>
+          <w:rFonts w:ascii="Pretendard" w:cs="Pretendard" w:eastAsia="Pretendard" w:hAnsi="Pretendard"/>
+          <w:color w:val="4A4A4A"/>
           <w:sz w:val="20"/>
           <w:szCs w:val="20"/>
         </w:rPr>
@@ -54,7 +54,7 @@
         <w:pBdr>
           <w:bottom w:val="single" w:color="C8C8C8" w:sz="6" w:space="8"/>
         </w:pBdr>
-        <w:spacing w:after="110" w:before="230" w:line="282"/>
+        <w:spacing w:after="120" w:before="240" w:line="286"/>
       </w:pPr>
       <w:r>
         <w:rPr>
@@ -65,7 +65,7 @@
           <w:sz w:val="23"/>
           <w:szCs w:val="23"/>
         </w:rPr>
-        <w:t xml:space="preserve">1. 제출한 것</w:t>
+        <w:t xml:space="preserve">잘한 점</w:t>
       </w:r>
     </w:p>
     <w:p>
@@ -75,16 +75,16 @@
           <w:ilvl w:val="0"/>
           <w:numId w:val="2"/>
         </w:numPr>
-        <w:spacing w:after="74" w:before="0" w:line="282"/>
-      </w:pPr>
-      <w:r>
-        <w:rPr>
-          <w:rFonts w:ascii="Pretendard" w:cs="Pretendard" w:eastAsia="Pretendard" w:hAnsi="Pretendard"/>
-          <w:color w:val="111111"/>
-          <w:sz w:val="20"/>
-          <w:szCs w:val="20"/>
-        </w:rPr>
-        <w:t xml:space="preserve">선행연구 다섯 편을 찾았습니다.</w:t>
+        <w:spacing w:after="76" w:before="0" w:line="286"/>
+      </w:pPr>
+      <w:r>
+        <w:rPr>
+          <w:rFonts w:ascii="Pretendard" w:cs="Pretendard" w:eastAsia="Pretendard" w:hAnsi="Pretendard"/>
+          <w:color w:val="111111"/>
+          <w:sz w:val="20"/>
+          <w:szCs w:val="20"/>
+        </w:rPr>
+        <w:t xml:space="preserve">선행연구 5편을 찾아 정리했습니다.</w:t>
       </w:r>
     </w:p>
     <w:p>
@@ -94,16 +94,16 @@
           <w:ilvl w:val="0"/>
           <w:numId w:val="2"/>
         </w:numPr>
-        <w:spacing w:after="74" w:before="0" w:line="282"/>
-      </w:pPr>
-      <w:r>
-        <w:rPr>
-          <w:rFonts w:ascii="Pretendard" w:cs="Pretendard" w:eastAsia="Pretendard" w:hAnsi="Pretendard"/>
-          <w:color w:val="111111"/>
-          <w:sz w:val="20"/>
-          <w:szCs w:val="20"/>
-        </w:rPr>
-        <w:t xml:space="preserve">다섯 편 각각이 본인 연구의 어느 자리에 쓰이는지 적었습니다.</w:t>
+        <w:spacing w:after="76" w:before="0" w:line="286"/>
+      </w:pPr>
+      <w:r>
+        <w:rPr>
+          <w:rFonts w:ascii="Pretendard" w:cs="Pretendard" w:eastAsia="Pretendard" w:hAnsi="Pretendard"/>
+          <w:color w:val="111111"/>
+          <w:sz w:val="20"/>
+          <w:szCs w:val="20"/>
+        </w:rPr>
+        <w:t xml:space="preserve">각 선행연구가 본인 연구에서 어떤 역할을 하는지 제시했습니다.</w:t>
       </w:r>
     </w:p>
     <w:p>
@@ -113,16 +113,16 @@
           <w:ilvl w:val="0"/>
           <w:numId w:val="2"/>
         </w:numPr>
-        <w:spacing w:after="74" w:before="0" w:line="282"/>
-      </w:pPr>
-      <w:r>
-        <w:rPr>
-          <w:rFonts w:ascii="Pretendard" w:cs="Pretendard" w:eastAsia="Pretendard" w:hAnsi="Pretendard"/>
-          <w:color w:val="111111"/>
-          <w:sz w:val="20"/>
-          <w:szCs w:val="20"/>
-        </w:rPr>
-        <w:t xml:space="preserve">연구 구조를 세웠습니다. 지역자산 → 관광기념품 특성 → 소비가치 → 구매의도입니다.</w:t>
+        <w:spacing w:after="76" w:before="0" w:line="286"/>
+      </w:pPr>
+      <w:r>
+        <w:rPr>
+          <w:rFonts w:ascii="Pretendard" w:cs="Pretendard" w:eastAsia="Pretendard" w:hAnsi="Pretendard"/>
+          <w:color w:val="111111"/>
+          <w:sz w:val="20"/>
+          <w:szCs w:val="20"/>
+        </w:rPr>
+        <w:t xml:space="preserve">연구 구조를 지역자산 → 관광기념품 특성 → 소비가치 → 구매의도로 설정했습니다.</w:t>
       </w:r>
     </w:p>
     <w:p>
@@ -132,16 +132,16 @@
           <w:ilvl w:val="0"/>
           <w:numId w:val="2"/>
         </w:numPr>
-        <w:spacing w:after="74" w:before="0" w:line="282"/>
-      </w:pPr>
-      <w:r>
-        <w:rPr>
-          <w:rFonts w:ascii="Pretendard" w:cs="Pretendard" w:eastAsia="Pretendard" w:hAnsi="Pretendard"/>
-          <w:color w:val="111111"/>
-          <w:sz w:val="20"/>
-          <w:szCs w:val="20"/>
-        </w:rPr>
-        <w:t xml:space="preserve">사례분석에서 뽑은 특성을 설문 문항으로 옮기는 순서를 적었습니다.</w:t>
+        <w:spacing w:after="76" w:before="0" w:line="286"/>
+      </w:pPr>
+      <w:r>
+        <w:rPr>
+          <w:rFonts w:ascii="Pretendard" w:cs="Pretendard" w:eastAsia="Pretendard" w:hAnsi="Pretendard"/>
+          <w:color w:val="111111"/>
+          <w:sz w:val="20"/>
+          <w:szCs w:val="20"/>
+        </w:rPr>
+        <w:t xml:space="preserve">사례분석에서 도출한 특성을 설문 문항으로 연결하는 과정을 정리했습니다.</w:t>
       </w:r>
     </w:p>
     <w:p>
@@ -151,16 +151,16 @@
           <w:ilvl w:val="0"/>
           <w:numId w:val="2"/>
         </w:numPr>
-        <w:spacing w:after="74" w:before="0" w:line="282"/>
-      </w:pPr>
-      <w:r>
-        <w:rPr>
-          <w:rFonts w:ascii="Pretendard" w:cs="Pretendard" w:eastAsia="Pretendard" w:hAnsi="Pretendard"/>
-          <w:color w:val="111111"/>
-          <w:sz w:val="20"/>
-          <w:szCs w:val="20"/>
-        </w:rPr>
-        <w:t xml:space="preserve">로컬브랜딩을 변수로 두지 않고 관점으로 쓰겠다고 범위를 정했습니다.</w:t>
+        <w:spacing w:after="76" w:before="0" w:line="286"/>
+      </w:pPr>
+      <w:r>
+        <w:rPr>
+          <w:rFonts w:ascii="Pretendard" w:cs="Pretendard" w:eastAsia="Pretendard" w:hAnsi="Pretendard"/>
+          <w:color w:val="111111"/>
+          <w:sz w:val="20"/>
+          <w:szCs w:val="20"/>
+        </w:rPr>
+        <w:t xml:space="preserve">로컬브랜딩은 연구 변수가 아닌 분석 관점으로 활용하기로 범위를 설정했습니다.</w:t>
       </w:r>
     </w:p>
     <w:p>
@@ -168,7 +168,7 @@
         <w:pBdr>
           <w:bottom w:val="single" w:color="C8C8C8" w:sz="6" w:space="8"/>
         </w:pBdr>
-        <w:spacing w:after="110" w:before="230" w:line="282"/>
+        <w:spacing w:after="120" w:before="240" w:line="286"/>
       </w:pPr>
       <w:r>
         <w:rPr>
@@ -179,171 +179,83 @@
           <w:sz w:val="23"/>
           <w:szCs w:val="23"/>
         </w:rPr>
-        <w:t xml:space="preserve">2. 빠진 것</w:t>
-      </w:r>
-    </w:p>
-    <w:p>
-      <w:pPr>
-        <w:spacing w:after="40" w:before="0" w:line="282"/>
-      </w:pPr>
-      <w:r>
-        <w:rPr>
-          <w:rFonts w:ascii="Pretendard" w:cs="Pretendard" w:eastAsia="Pretendard" w:hAnsi="Pretendard"/>
-          <w:b/>
-          <w:bCs/>
-          <w:color w:val="5A5A5A"/>
-          <w:sz w:val="20"/>
-          <w:szCs w:val="20"/>
-        </w:rPr>
-        <w:t xml:space="preserve">1  </w:t>
-      </w:r>
-      <w:r>
-        <w:rPr>
-          <w:rFonts w:ascii="Pretendard" w:cs="Pretendard" w:eastAsia="Pretendard" w:hAnsi="Pretendard"/>
-          <w:b/>
-          <w:bCs/>
-          <w:color w:val="111111"/>
-          <w:sz w:val="20"/>
-          <w:szCs w:val="20"/>
-        </w:rPr>
-        <w:t xml:space="preserve">가설이 없습니다.</w:t>
-      </w:r>
-    </w:p>
-    <w:p>
-      <w:pPr>
-        <w:spacing w:after="104" w:before="0" w:line="282"/>
-      </w:pPr>
-      <w:r>
-        <w:rPr>
-          <w:rFonts w:ascii="Pretendard" w:cs="Pretendard" w:eastAsia="Pretendard" w:hAnsi="Pretendard"/>
-          <w:color w:val="5A5A5A"/>
-          <w:sz w:val="20"/>
-          <w:szCs w:val="20"/>
-        </w:rPr>
-        <w:t xml:space="preserve">구조는 그렸는데 '무엇이 무엇보다 크게 작용할 것이다'가 없습니다. 네 가지 특성 중 어느 것이 소비가치에 가장 크게 작용하리라 보십니까. 그것을 미리 적어 두는 것이 가설입니다.</w:t>
-      </w:r>
-    </w:p>
-    <w:p>
-      <w:pPr>
-        <w:spacing w:after="40" w:before="0" w:line="282"/>
-      </w:pPr>
-      <w:r>
-        <w:rPr>
-          <w:rFonts w:ascii="Pretendard" w:cs="Pretendard" w:eastAsia="Pretendard" w:hAnsi="Pretendard"/>
-          <w:b/>
-          <w:bCs/>
-          <w:color w:val="5A5A5A"/>
-          <w:sz w:val="20"/>
-          <w:szCs w:val="20"/>
-        </w:rPr>
-        <w:t xml:space="preserve">2  </w:t>
-      </w:r>
-      <w:r>
-        <w:rPr>
-          <w:rFonts w:ascii="Pretendard" w:cs="Pretendard" w:eastAsia="Pretendard" w:hAnsi="Pretendard"/>
-          <w:b/>
-          <w:bCs/>
-          <w:color w:val="111111"/>
-          <w:sz w:val="20"/>
-          <w:szCs w:val="20"/>
-        </w:rPr>
-        <w:t xml:space="preserve">사례를 몇 개 분석하는지 없습니다.</w:t>
-      </w:r>
-    </w:p>
-    <w:p>
-      <w:pPr>
-        <w:spacing w:after="104" w:before="0" w:line="282"/>
-      </w:pPr>
-      <w:r>
-        <w:rPr>
-          <w:rFonts w:ascii="Pretendard" w:cs="Pretendard" w:eastAsia="Pretendard" w:hAnsi="Pretendard"/>
-          <w:color w:val="5A5A5A"/>
-          <w:sz w:val="20"/>
-          <w:szCs w:val="20"/>
-        </w:rPr>
-        <w:t xml:space="preserve">6개 시에서 각각 몇 개씩 보십니까. 전부 합쳐 몇 개입니까.</w:t>
-      </w:r>
-    </w:p>
-    <w:p>
-      <w:pPr>
-        <w:spacing w:after="40" w:before="0" w:line="282"/>
-      </w:pPr>
-      <w:r>
-        <w:rPr>
-          <w:rFonts w:ascii="Pretendard" w:cs="Pretendard" w:eastAsia="Pretendard" w:hAnsi="Pretendard"/>
-          <w:b/>
-          <w:bCs/>
-          <w:color w:val="5A5A5A"/>
-          <w:sz w:val="20"/>
-          <w:szCs w:val="20"/>
-        </w:rPr>
-        <w:t xml:space="preserve">3  </w:t>
-      </w:r>
-      <w:r>
-        <w:rPr>
-          <w:rFonts w:ascii="Pretendard" w:cs="Pretendard" w:eastAsia="Pretendard" w:hAnsi="Pretendard"/>
-          <w:b/>
-          <w:bCs/>
-          <w:color w:val="111111"/>
-          <w:sz w:val="20"/>
-          <w:szCs w:val="20"/>
-        </w:rPr>
-        <w:t xml:space="preserve">설문 대상이 몇 명인지 없습니다.</w:t>
-      </w:r>
-    </w:p>
-    <w:p>
-      <w:pPr>
-        <w:spacing w:after="104" w:before="0" w:line="282"/>
-      </w:pPr>
-      <w:r>
-        <w:rPr>
-          <w:rFonts w:ascii="Pretendard" w:cs="Pretendard" w:eastAsia="Pretendard" w:hAnsi="Pretendard"/>
-          <w:color w:val="5A5A5A"/>
-          <w:sz w:val="20"/>
-          <w:szCs w:val="20"/>
-        </w:rPr>
-        <w:t xml:space="preserve">문항이 몇 개인지, 몇 점 척도인지도 없습니다.</w:t>
-      </w:r>
-    </w:p>
-    <w:p>
-      <w:pPr>
-        <w:spacing w:after="40" w:before="0" w:line="282"/>
-      </w:pPr>
-      <w:r>
-        <w:rPr>
-          <w:rFonts w:ascii="Pretendard" w:cs="Pretendard" w:eastAsia="Pretendard" w:hAnsi="Pretendard"/>
-          <w:b/>
-          <w:bCs/>
-          <w:color w:val="5A5A5A"/>
-          <w:sz w:val="20"/>
-          <w:szCs w:val="20"/>
-        </w:rPr>
-        <w:t xml:space="preserve">4  </w:t>
-      </w:r>
-      <w:r>
-        <w:rPr>
-          <w:rFonts w:ascii="Pretendard" w:cs="Pretendard" w:eastAsia="Pretendard" w:hAnsi="Pretendard"/>
-          <w:b/>
-          <w:bCs/>
-          <w:color w:val="111111"/>
-          <w:sz w:val="20"/>
-          <w:szCs w:val="20"/>
-        </w:rPr>
-        <w:t xml:space="preserve">네 가지 특성을 누가 그렇게 나눴는지 없습니다.</w:t>
-      </w:r>
-    </w:p>
-    <w:p>
-      <w:pPr>
-        <w:spacing w:after="104" w:before="0" w:line="282"/>
-      </w:pPr>
-      <w:r>
-        <w:rPr>
-          <w:rFonts w:ascii="Pretendard" w:cs="Pretendard" w:eastAsia="Pretendard" w:hAnsi="Pretendard"/>
-          <w:color w:val="5A5A5A"/>
-          <w:sz w:val="20"/>
-          <w:szCs w:val="20"/>
-        </w:rPr>
-        <w:t xml:space="preserve">지역성·상징성·실용성·기념성입니다. 용가흥(2024)에서 가져오신 것이라면 그렇게 적으십시오. 직접 나누신 것이라면 왜 그렇게 나눴는지 적으셔야 합니다.</w:t>
+        <w:t xml:space="preserve">보완할 점</w:t>
+      </w:r>
+    </w:p>
+    <w:p>
+      <w:pPr>
+        <w:pStyle w:val="ListParagraph"/>
+        <w:numPr>
+          <w:ilvl w:val="0"/>
+          <w:numId w:val="3"/>
+        </w:numPr>
+        <w:spacing w:after="104" w:before="0" w:line="286"/>
+      </w:pPr>
+      <w:r>
+        <w:rPr>
+          <w:rFonts w:ascii="Pretendard" w:cs="Pretendard" w:eastAsia="Pretendard" w:hAnsi="Pretendard"/>
+          <w:color w:val="111111"/>
+          <w:sz w:val="20"/>
+          <w:szCs w:val="20"/>
+        </w:rPr>
+        <w:t xml:space="preserve">연구 가설이 제시되지 않았습니다. 어떤 특성이 소비가치에 더 큰 영향을 미칠 것으로 예상하는지 가설을 명확히 제시해야 합니다.</w:t>
+      </w:r>
+    </w:p>
+    <w:p>
+      <w:pPr>
+        <w:pStyle w:val="ListParagraph"/>
+        <w:numPr>
+          <w:ilvl w:val="0"/>
+          <w:numId w:val="3"/>
+        </w:numPr>
+        <w:spacing w:after="104" w:before="0" w:line="286"/>
+      </w:pPr>
+      <w:r>
+        <w:rPr>
+          <w:rFonts w:ascii="Pretendard" w:cs="Pretendard" w:eastAsia="Pretendard" w:hAnsi="Pretendard"/>
+          <w:color w:val="111111"/>
+          <w:sz w:val="20"/>
+          <w:szCs w:val="20"/>
+        </w:rPr>
+        <w:t xml:space="preserve">사례분석 대상이 구체적으로 제시되지 않았습니다. 6개 시에서 각각 몇 개의 관광기념품을 분석할 것인지, 전체 분석 대상 수는 몇 개인지 작성해야 합니다.</w:t>
+      </w:r>
+    </w:p>
+    <w:p>
+      <w:pPr>
+        <w:pStyle w:val="ListParagraph"/>
+        <w:numPr>
+          <w:ilvl w:val="0"/>
+          <w:numId w:val="3"/>
+        </w:numPr>
+        <w:spacing w:after="104" w:before="0" w:line="286"/>
+      </w:pPr>
+      <w:r>
+        <w:rPr>
+          <w:rFonts w:ascii="Pretendard" w:cs="Pretendard" w:eastAsia="Pretendard" w:hAnsi="Pretendard"/>
+          <w:color w:val="111111"/>
+          <w:sz w:val="20"/>
+          <w:szCs w:val="20"/>
+        </w:rPr>
+        <w:t xml:space="preserve">설문조사 계획이 부족합니다. 설문 대상자 수, 문항 수, 척도 유형(예: 5점 척도)을 구체적으로 제시해야 합니다.</w:t>
+      </w:r>
+    </w:p>
+    <w:p>
+      <w:pPr>
+        <w:pStyle w:val="ListParagraph"/>
+        <w:numPr>
+          <w:ilvl w:val="0"/>
+          <w:numId w:val="3"/>
+        </w:numPr>
+        <w:spacing w:after="104" w:before="0" w:line="286"/>
+      </w:pPr>
+      <w:r>
+        <w:rPr>
+          <w:rFonts w:ascii="Pretendard" w:cs="Pretendard" w:eastAsia="Pretendard" w:hAnsi="Pretendard"/>
+          <w:color w:val="111111"/>
+          <w:sz w:val="20"/>
+          <w:szCs w:val="20"/>
+        </w:rPr>
+        <w:t xml:space="preserve">지역성, 상징성, 실용성, 기념성의 구분 기준이 제시되지 않았습니다. 선행연구에서 차용한 개념이라면 출처를 밝히고, 직접 구성한 개념이라면 설정 근거를 설명해야 합니다.</w:t>
       </w:r>
     </w:p>
     <w:p>
@@ -351,7 +263,7 @@
         <w:pBdr>
           <w:bottom w:val="single" w:color="C8C8C8" w:sz="6" w:space="8"/>
         </w:pBdr>
-        <w:spacing w:after="110" w:before="230" w:line="282"/>
+        <w:spacing w:after="120" w:before="240" w:line="286"/>
       </w:pPr>
       <w:r>
         <w:rPr>
@@ -362,77 +274,45 @@
           <w:sz w:val="23"/>
           <w:szCs w:val="23"/>
         </w:rPr>
-        <w:t xml:space="preserve">3. 다음 회차까지 할 것</w:t>
-      </w:r>
-    </w:p>
-    <w:p>
-      <w:pPr>
-        <w:pStyle w:val="ListParagraph"/>
-        <w:numPr>
-          <w:ilvl w:val="0"/>
-          <w:numId w:val="3"/>
-        </w:numPr>
-        <w:spacing w:after="40" w:before="0" w:line="282"/>
-      </w:pPr>
-      <w:r>
-        <w:rPr>
-          <w:rFonts w:ascii="Pretendard" w:cs="Pretendard" w:eastAsia="Pretendard" w:hAnsi="Pretendard"/>
-          <w:b/>
-          <w:bCs/>
-          <w:color w:val="111111"/>
-          <w:sz w:val="20"/>
-          <w:szCs w:val="20"/>
-        </w:rPr>
-        <w:t xml:space="preserve">용가흥(2024)의 측정 문항을 구하십시오.</w:t>
-      </w:r>
-    </w:p>
-    <w:p>
-      <w:pPr>
-        <w:spacing w:after="104" w:before="0" w:line="282"/>
-      </w:pPr>
-      <w:r>
-        <w:rPr>
-          <w:rFonts w:ascii="Pretendard" w:cs="Pretendard" w:eastAsia="Pretendard" w:hAnsi="Pretendard"/>
-          <w:color w:val="5A5A5A"/>
-          <w:sz w:val="20"/>
-          <w:szCs w:val="20"/>
-        </w:rPr>
-        <w:t xml:space="preserve">네 가지 특성을 그 논문에서 가져오셨다면 문항도 함께 가져올 수 있습니다. 그러면 설문지를 새로 만들지 않아도 됩니다.</w:t>
-      </w:r>
-    </w:p>
-    <w:p>
-      <w:pPr>
-        <w:pStyle w:val="ListParagraph"/>
-        <w:numPr>
-          <w:ilvl w:val="0"/>
-          <w:numId w:val="3"/>
-        </w:numPr>
-        <w:spacing w:after="40" w:before="0" w:line="282"/>
-      </w:pPr>
-      <w:r>
-        <w:rPr>
-          <w:rFonts w:ascii="Pretendard" w:cs="Pretendard" w:eastAsia="Pretendard" w:hAnsi="Pretendard"/>
-          <w:b/>
-          <w:bCs/>
-          <w:color w:val="111111"/>
-          <w:sz w:val="20"/>
-          <w:szCs w:val="20"/>
-        </w:rPr>
-        <w:t xml:space="preserve">가설을 세 문장으로 적으십시오.</w:t>
-      </w:r>
-    </w:p>
-    <w:p>
-      <w:pPr>
-        <w:spacing w:after="104" w:before="0" w:line="282"/>
-      </w:pPr>
-      <w:r>
-        <w:rPr>
-          <w:rFonts w:ascii="Pretendard" w:cs="Pretendard" w:eastAsia="Pretendard" w:hAnsi="Pretendard"/>
-          <w:color w:val="5A5A5A"/>
-          <w:sz w:val="20"/>
-          <w:szCs w:val="20"/>
-        </w:rPr>
-        <w:t xml:space="preserve">틀은 이렇습니다 — 'A가 B보다 C할 것이다. 왜냐하면 D 때문이다.' 다섯 편 선행연구에서 근거를 가져오십시오.</w:t>
+        <w:t xml:space="preserve">다음 과제</w:t>
+      </w:r>
+    </w:p>
+    <w:p>
+      <w:pPr>
+        <w:pStyle w:val="ListParagraph"/>
+        <w:numPr>
+          <w:ilvl w:val="0"/>
+          <w:numId w:val="4"/>
+        </w:numPr>
+        <w:spacing w:after="104" w:before="0" w:line="286"/>
+      </w:pPr>
+      <w:r>
+        <w:rPr>
+          <w:rFonts w:ascii="Pretendard" w:cs="Pretendard" w:eastAsia="Pretendard" w:hAnsi="Pretendard"/>
+          <w:color w:val="111111"/>
+          <w:sz w:val="20"/>
+          <w:szCs w:val="20"/>
+        </w:rPr>
+        <w:t xml:space="preserve">용가흥(2024)에서 사용한 측정 문항을 확보하여 활용 가능 여부를 검토하십시오.</w:t>
+      </w:r>
+    </w:p>
+    <w:p>
+      <w:pPr>
+        <w:pStyle w:val="ListParagraph"/>
+        <w:numPr>
+          <w:ilvl w:val="0"/>
+          <w:numId w:val="4"/>
+        </w:numPr>
+        <w:spacing w:after="104" w:before="0" w:line="286"/>
+      </w:pPr>
+      <w:r>
+        <w:rPr>
+          <w:rFonts w:ascii="Pretendard" w:cs="Pretendard" w:eastAsia="Pretendard" w:hAnsi="Pretendard"/>
+          <w:color w:val="111111"/>
+          <w:sz w:val="20"/>
+          <w:szCs w:val="20"/>
+        </w:rPr>
+        <w:t xml:space="preserve">선행연구를 근거로 연구 가설 3개를 작성하십시오. 가설은 “A가 B에 긍정적인 영향을 미칠 것이다. 왜냐하면 D 때문이다.”와 같은 형태로 작성하면 됩니다.</w:t>
       </w:r>
     </w:p>
     <w:p>
@@ -440,7 +320,7 @@
         <w:pBdr>
           <w:bottom w:val="single" w:color="C8C8C8" w:sz="6" w:space="8"/>
         </w:pBdr>
-        <w:spacing w:after="110" w:before="230" w:line="282"/>
+        <w:spacing w:after="120" w:before="240" w:line="286"/>
       </w:pPr>
       <w:r>
         <w:rPr>
@@ -451,7 +331,7 @@
           <w:sz w:val="23"/>
           <w:szCs w:val="23"/>
         </w:rPr>
-        <w:t xml:space="preserve">4. 다섯 분 모두에게</w:t>
+        <w:t xml:space="preserve">추가 안내</w:t>
       </w:r>
     </w:p>
     <w:p>
@@ -461,32 +341,16 @@
           <w:ilvl w:val="0"/>
           <w:numId w:val="2"/>
         </w:numPr>
-        <w:spacing w:after="40" w:before="0" w:line="282"/>
-      </w:pPr>
-      <w:r>
-        <w:rPr>
-          <w:rFonts w:ascii="Pretendard" w:cs="Pretendard" w:eastAsia="Pretendard" w:hAnsi="Pretendard"/>
-          <w:b/>
-          <w:bCs/>
-          <w:color w:val="111111"/>
-          <w:sz w:val="20"/>
-          <w:szCs w:val="20"/>
-        </w:rPr>
-        <w:t xml:space="preserve">숫자를 적으십시오.</w:t>
-      </w:r>
-    </w:p>
-    <w:p>
-      <w:pPr>
-        <w:spacing w:after="88" w:before="0" w:line="282"/>
-      </w:pPr>
-      <w:r>
-        <w:rPr>
-          <w:rFonts w:ascii="Pretendard" w:cs="Pretendard" w:eastAsia="Pretendard" w:hAnsi="Pretendard"/>
-          <w:color w:val="5A5A5A"/>
-          <w:sz w:val="20"/>
-          <w:szCs w:val="20"/>
-        </w:rPr>
-        <w:t xml:space="preserve">몇 명에게, 몇 점을, 몇 달 동안 하는지 적힌 과제가 한 편도 없었습니다. 숫자가 없으면 그 연구를 할 수 있는지 아무도 판단할 수 없습니다.</w:t>
+        <w:spacing w:after="76" w:before="0" w:line="286"/>
+      </w:pPr>
+      <w:r>
+        <w:rPr>
+          <w:rFonts w:ascii="Pretendard" w:cs="Pretendard" w:eastAsia="Pretendard" w:hAnsi="Pretendard"/>
+          <w:color w:val="111111"/>
+          <w:sz w:val="20"/>
+          <w:szCs w:val="20"/>
+        </w:rPr>
+        <w:t xml:space="preserve">연구 대상 수, 설문 대상자 수, 척도, 조사 기간 등 모든 연구 설계 요소를 숫자로 구체화해야 합니다.</w:t>
       </w:r>
     </w:p>
     <w:p>
@@ -496,67 +360,16 @@
           <w:ilvl w:val="0"/>
           <w:numId w:val="2"/>
         </w:numPr>
-        <w:spacing w:after="40" w:before="0" w:line="282"/>
-      </w:pPr>
-      <w:r>
-        <w:rPr>
-          <w:rFonts w:ascii="Pretendard" w:cs="Pretendard" w:eastAsia="Pretendard" w:hAnsi="Pretendard"/>
-          <w:b/>
-          <w:bCs/>
-          <w:color w:val="111111"/>
-          <w:sz w:val="20"/>
-          <w:szCs w:val="20"/>
-        </w:rPr>
-        <w:t xml:space="preserve">검증을 누가 언제 하는지 적으십시오.</w:t>
-      </w:r>
-    </w:p>
-    <w:p>
-      <w:pPr>
-        <w:spacing w:after="88" w:before="0" w:line="282"/>
-      </w:pPr>
-      <w:r>
-        <w:rPr>
-          <w:rFonts w:ascii="Pretendard" w:cs="Pretendard" w:eastAsia="Pretendard" w:hAnsi="Pretendard"/>
-          <w:color w:val="5A5A5A"/>
-          <w:sz w:val="20"/>
-          <w:szCs w:val="20"/>
-        </w:rPr>
-        <w:t xml:space="preserve">전문가입니까 사용자입니까. 몇 명입니까. 언제 합니까.</w:t>
-      </w:r>
-    </w:p>
-    <w:p>
-      <w:pPr>
-        <w:pStyle w:val="ListParagraph"/>
-        <w:numPr>
-          <w:ilvl w:val="0"/>
-          <w:numId w:val="2"/>
-        </w:numPr>
-        <w:spacing w:after="40" w:before="0" w:line="282"/>
-      </w:pPr>
-      <w:r>
-        <w:rPr>
-          <w:rFonts w:ascii="Pretendard" w:cs="Pretendard" w:eastAsia="Pretendard" w:hAnsi="Pretendard"/>
-          <w:b/>
-          <w:bCs/>
-          <w:color w:val="111111"/>
-          <w:sz w:val="20"/>
-          <w:szCs w:val="20"/>
-        </w:rPr>
-        <w:t xml:space="preserve">측정 도구는 만들지 말고 빌려 오십시오.</w:t>
-      </w:r>
-    </w:p>
-    <w:p>
-      <w:pPr>
-        <w:spacing w:after="88" w:before="0" w:line="282"/>
-      </w:pPr>
-      <w:r>
-        <w:rPr>
-          <w:rFonts w:ascii="Pretendard" w:cs="Pretendard" w:eastAsia="Pretendard" w:hAnsi="Pretendard"/>
-          <w:color w:val="5A5A5A"/>
-          <w:sz w:val="20"/>
-          <w:szCs w:val="20"/>
-        </w:rPr>
-        <w:t xml:space="preserve">선행연구에서 쓴 문항을 가져다 쓰는 것이 정상입니다. 직접 만들면 그 문항이 맞는지 증명해야 하는 일이 하나 더 늘어납니다.</w:t>
+        <w:spacing w:after="40" w:before="0" w:line="286"/>
+      </w:pPr>
+      <w:r>
+        <w:rPr>
+          <w:rFonts w:ascii="Pretendard" w:cs="Pretendard" w:eastAsia="Pretendard" w:hAnsi="Pretendard"/>
+          <w:color w:val="111111"/>
+          <w:sz w:val="20"/>
+          <w:szCs w:val="20"/>
+        </w:rPr>
+        <w:t xml:space="preserve">검증 주체(전문가 또는 사용자), 검증 인원, 검증 시점을 명확히 제시해야 합니다.</w:t>
       </w:r>
     </w:p>
     <w:sectPr>
@@ -737,7 +550,7 @@
       <w:lvlText w:val="%1."/>
       <w:lvlJc w:val="left"/>
       <w:pPr>
-        <w:ind w:left="504" w:hanging="360"/>
+        <w:ind w:left="489" w:hanging="489"/>
       </w:pPr>
     </w:lvl>
   </w:abstractNum>
@@ -745,11 +558,23 @@
     <w:multiLevelType w:val="hybridMultilevel"/>
     <w:lvl w:ilvl="0" w:tentative="1">
       <w:start w:val="1"/>
+      <w:numFmt w:val="decimal"/>
+      <w:lvlText w:val="%1."/>
+      <w:lvlJc w:val="left"/>
+      <w:pPr>
+        <w:ind w:left="489" w:hanging="489"/>
+      </w:pPr>
+    </w:lvl>
+  </w:abstractNum>
+  <w:abstractNum w:abstractNumId="4" w15:restartNumberingAfterBreak="0">
+    <w:multiLevelType w:val="hybridMultilevel"/>
+    <w:lvl w:ilvl="0" w:tentative="1">
+      <w:start w:val="1"/>
       <w:numFmt w:val="bullet"/>
-      <w:lvlText w:val="—"/>
-      <w:lvlJc w:val="left"/>
-      <w:pPr>
-        <w:ind w:left="504" w:hanging="360"/>
+      <w:lvlText w:val="•"/>
+      <w:lvlJc w:val="left"/>
+      <w:pPr>
+        <w:ind w:left="431" w:hanging="288"/>
       </w:pPr>
     </w:lvl>
   </w:abstractNum>
@@ -760,13 +585,19 @@
     </w:lvlOverride>
   </w:num>
   <w:num w:numId="2">
-    <w:abstractNumId w:val="3"/>
+    <w:abstractNumId w:val="4"/>
     <w:lvlOverride w:ilvl="0">
       <w:startOverride w:val="1"/>
     </w:lvlOverride>
   </w:num>
   <w:num w:numId="3">
     <w:abstractNumId w:val="2"/>
+    <w:lvlOverride w:ilvl="0">
+      <w:startOverride w:val="1"/>
+    </w:lvlOverride>
+  </w:num>
+  <w:num w:numId="4">
+    <w:abstractNumId w:val="3"/>
     <w:lvlOverride w:ilvl="0">
       <w:startOverride w:val="1"/>
     </w:lvlOverride>
